--- a/Test_Plan.docx
+++ b/Test_Plan.docx
@@ -4,7 +4,7 @@
   <w:body>
     <w:p>
       <w:pPr>
-        <w:jc w:val="center"/>
+        <w:jc w:val="both"/>
         <w:rPr>
           <w:rFonts w:cs="Times New Roman"/>
           <w:sz w:val="52"/>
@@ -14,7 +14,7 @@
     </w:p>
     <w:p>
       <w:pPr>
-        <w:jc w:val="center"/>
+        <w:jc w:val="both"/>
         <w:rPr>
           <w:rFonts w:cs="Times New Roman"/>
           <w:sz w:val="52"/>
@@ -24,7 +24,7 @@
     </w:p>
     <w:p>
       <w:pPr>
-        <w:jc w:val="center"/>
+        <w:jc w:val="both"/>
         <w:rPr>
           <w:rFonts w:cs="Times New Roman"/>
           <w:sz w:val="52"/>
@@ -34,7 +34,7 @@
     </w:p>
     <w:p>
       <w:pPr>
-        <w:jc w:val="center"/>
+        <w:jc w:val="both"/>
         <w:rPr>
           <w:rFonts w:cs="Times New Roman"/>
           <w:sz w:val="52"/>
@@ -91,7 +91,7 @@
     </w:p>
     <w:p>
       <w:pPr>
-        <w:jc w:val="center"/>
+        <w:jc w:val="both"/>
         <w:rPr>
           <w:rFonts w:cs="Times New Roman"/>
           <w:sz w:val="52"/>
@@ -101,7 +101,7 @@
     </w:p>
     <w:p>
       <w:pPr>
-        <w:jc w:val="center"/>
+        <w:jc w:val="both"/>
         <w:rPr>
           <w:rFonts w:cs="Times New Roman"/>
           <w:sz w:val="52"/>
@@ -111,7 +111,7 @@
     </w:p>
     <w:p>
       <w:pPr>
-        <w:jc w:val="center"/>
+        <w:jc w:val="both"/>
         <w:rPr>
           <w:rFonts w:cs="Times New Roman"/>
           <w:sz w:val="52"/>
@@ -121,7 +121,7 @@
     </w:p>
     <w:p>
       <w:pPr>
-        <w:jc w:val="center"/>
+        <w:jc w:val="both"/>
         <w:rPr>
           <w:rFonts w:cs="Times New Roman"/>
           <w:sz w:val="52"/>
@@ -131,7 +131,7 @@
     </w:p>
     <w:p>
       <w:pPr>
-        <w:jc w:val="center"/>
+        <w:jc w:val="both"/>
         <w:rPr>
           <w:rFonts w:cs="Times New Roman"/>
           <w:sz w:val="52"/>
@@ -141,6 +141,7 @@
     </w:p>
     <w:p>
       <w:pPr>
+        <w:jc w:val="both"/>
         <w:rPr>
           <w:rFonts w:cs="Times New Roman"/>
           <w:sz w:val="52"/>
@@ -150,6 +151,7 @@
     </w:p>
     <w:p>
       <w:pPr>
+        <w:jc w:val="both"/>
         <w:rPr>
           <w:rFonts w:cs="Times New Roman"/>
           <w:sz w:val="52"/>
@@ -260,6 +262,15 @@
     </w:p>
     <w:sdt>
       <w:sdtPr>
+        <w:rPr>
+          <w:rFonts w:ascii="Times New Roman" w:eastAsiaTheme="minorHAnsi" w:hAnsi="Times New Roman" w:cstheme="minorBidi"/>
+          <w:color w:val="000000" w:themeColor="text1"/>
+          <w:kern w:val="2"/>
+          <w:sz w:val="22"/>
+          <w:szCs w:val="24"/>
+          <w:lang w:eastAsia="en-US"/>
+          <w14:ligatures w14:val="standardContextual"/>
+        </w:rPr>
         <w:id w:val="-1224682718"/>
         <w:docPartObj>
           <w:docPartGallery w:val="Table of Contents"/>
@@ -268,21 +279,15 @@
       </w:sdtPr>
       <w:sdtEndPr>
         <w:rPr>
-          <w:rFonts w:ascii="Times New Roman" w:eastAsiaTheme="minorHAnsi" w:hAnsi="Times New Roman" w:cstheme="minorBidi"/>
           <w:b/>
           <w:bCs/>
-          <w:color w:val="000000" w:themeColor="text1"/>
-          <w:kern w:val="2"/>
-          <w:sz w:val="22"/>
-          <w:szCs w:val="24"/>
-          <w:lang w:eastAsia="en-US"/>
-          <w14:ligatures w14:val="standardContextual"/>
         </w:rPr>
       </w:sdtEndPr>
       <w:sdtContent>
         <w:p>
           <w:pPr>
             <w:pStyle w:val="TOCHeading"/>
+            <w:jc w:val="both"/>
           </w:pPr>
           <w:r>
             <w:t>Table of Contents</w:t>
@@ -295,6 +300,7 @@
               <w:tab w:val="left" w:pos="440"/>
               <w:tab w:val="right" w:pos="9736"/>
             </w:tabs>
+            <w:jc w:val="both"/>
             <w:rPr>
               <w:rFonts w:asciiTheme="minorHAnsi" w:eastAsiaTheme="minorEastAsia" w:hAnsiTheme="minorHAnsi" w:cstheme="minorBidi"/>
               <w:b w:val="0"/>
@@ -398,6 +404,7 @@
               <w:tab w:val="left" w:pos="660"/>
               <w:tab w:val="right" w:pos="9736"/>
             </w:tabs>
+            <w:jc w:val="both"/>
             <w:rPr>
               <w:rFonts w:eastAsiaTheme="minorEastAsia" w:cstheme="minorBidi"/>
               <w:b w:val="0"/>
@@ -494,6 +501,7 @@
               <w:tab w:val="left" w:pos="660"/>
               <w:tab w:val="right" w:pos="9736"/>
             </w:tabs>
+            <w:jc w:val="both"/>
             <w:rPr>
               <w:rFonts w:eastAsiaTheme="minorEastAsia" w:cstheme="minorBidi"/>
               <w:b w:val="0"/>
@@ -590,6 +598,7 @@
               <w:tab w:val="left" w:pos="660"/>
               <w:tab w:val="right" w:pos="9736"/>
             </w:tabs>
+            <w:jc w:val="both"/>
             <w:rPr>
               <w:rFonts w:eastAsiaTheme="minorEastAsia" w:cstheme="minorBidi"/>
               <w:b w:val="0"/>
@@ -680,6 +689,9 @@
           </w:hyperlink>
         </w:p>
         <w:p>
+          <w:pPr>
+            <w:jc w:val="both"/>
+          </w:pPr>
           <w:r>
             <w:rPr>
               <w:b/>
@@ -692,6 +704,7 @@
     </w:sdt>
     <w:p>
       <w:pPr>
+        <w:jc w:val="both"/>
         <w:rPr>
           <w:rFonts w:cs="Times New Roman"/>
         </w:rPr>
@@ -699,7 +712,7 @@
     </w:p>
     <w:p>
       <w:pPr>
-        <w:jc w:val="center"/>
+        <w:jc w:val="both"/>
         <w:rPr>
           <w:rFonts w:cs="Times New Roman"/>
           <w:sz w:val="52"/>
@@ -709,7 +722,7 @@
     </w:p>
     <w:p>
       <w:pPr>
-        <w:jc w:val="center"/>
+        <w:jc w:val="both"/>
         <w:rPr>
           <w:rFonts w:cs="Times New Roman"/>
           <w:sz w:val="52"/>
@@ -719,7 +732,7 @@
     </w:p>
     <w:p>
       <w:pPr>
-        <w:jc w:val="center"/>
+        <w:jc w:val="both"/>
         <w:rPr>
           <w:rFonts w:cs="Times New Roman"/>
           <w:sz w:val="52"/>
@@ -729,7 +742,7 @@
     </w:p>
     <w:p>
       <w:pPr>
-        <w:jc w:val="center"/>
+        <w:jc w:val="both"/>
         <w:rPr>
           <w:rFonts w:cs="Times New Roman"/>
           <w:sz w:val="52"/>
@@ -739,7 +752,7 @@
     </w:p>
     <w:p>
       <w:pPr>
-        <w:jc w:val="center"/>
+        <w:jc w:val="both"/>
         <w:rPr>
           <w:rFonts w:cs="Times New Roman"/>
           <w:sz w:val="2"/>
@@ -749,7 +762,7 @@
     </w:p>
     <w:p>
       <w:pPr>
-        <w:jc w:val="center"/>
+        <w:jc w:val="both"/>
         <w:rPr>
           <w:rFonts w:cs="Times New Roman"/>
           <w:sz w:val="2"/>
@@ -767,7 +780,7 @@
     </w:p>
     <w:p>
       <w:pPr>
-        <w:jc w:val="center"/>
+        <w:jc w:val="both"/>
         <w:rPr>
           <w:rFonts w:cs="Times New Roman"/>
           <w:sz w:val="52"/>
@@ -777,7 +790,7 @@
     </w:p>
     <w:p>
       <w:pPr>
-        <w:jc w:val="center"/>
+        <w:jc w:val="both"/>
         <w:rPr>
           <w:rFonts w:cs="Times New Roman"/>
           <w:sz w:val="52"/>
@@ -787,6 +800,7 @@
     </w:p>
     <w:p>
       <w:pPr>
+        <w:jc w:val="both"/>
         <w:rPr>
           <w:sz w:val="52"/>
           <w:szCs w:val="52"/>
@@ -808,6 +822,7 @@
     </w:p>
     <w:p>
       <w:pPr>
+        <w:jc w:val="both"/>
         <w:rPr>
           <w:sz w:val="2"/>
           <w:szCs w:val="2"/>
@@ -817,6 +832,7 @@
     <w:p>
       <w:pPr>
         <w:pStyle w:val="Heading1"/>
+        <w:jc w:val="both"/>
       </w:pPr>
       <w:bookmarkStart w:id="0" w:name="_Toc228200011"/>
       <w:r>
@@ -827,6 +843,7 @@
     <w:p>
       <w:pPr>
         <w:pStyle w:val="Heading2"/>
+        <w:jc w:val="both"/>
       </w:pPr>
       <w:bookmarkStart w:id="1" w:name="_Toc228200012"/>
       <w:r>
@@ -835,6 +852,9 @@
       <w:bookmarkEnd w:id="1"/>
     </w:p>
     <w:p>
+      <w:pPr>
+        <w:jc w:val="both"/>
+      </w:pPr>
       <w:r>
         <w:t xml:space="preserve">Testing scope </w:t>
       </w:r>
@@ -845,15 +865,13 @@
         <w:t xml:space="preserve"> </w:t>
       </w:r>
       <w:r>
-        <w:t>functional</w:t>
-      </w:r>
-      <w:r>
-        <w:t xml:space="preserve"> verification of Sauce Demo web application in terms of critical user flows. Testing will involve verifying login feature, product navigation, shopping cart management, checkout flow, and form validations.</w:t>
+        <w:t>functional verification of Sauce Demo web application in terms of critical user flows. Testing will involve verifying login feature, product navigation, shopping cart management, checkout flow, and form validations.</w:t>
       </w:r>
     </w:p>
     <w:p>
       <w:pPr>
         <w:spacing w:line="240" w:lineRule="auto"/>
+        <w:jc w:val="both"/>
       </w:pPr>
       <w:r>
         <w:br/>
@@ -865,6 +883,7 @@
     <w:p>
       <w:pPr>
         <w:spacing w:line="240" w:lineRule="auto"/>
+        <w:jc w:val="both"/>
       </w:pPr>
       <w:r>
         <w:t>• Login using valid and invalid user credentials</w:t>
@@ -873,6 +892,7 @@
     <w:p>
       <w:pPr>
         <w:spacing w:line="240" w:lineRule="auto"/>
+        <w:jc w:val="both"/>
       </w:pPr>
       <w:r>
         <w:t>• Navigation and sorting through products</w:t>
@@ -881,6 +901,7 @@
     <w:p>
       <w:pPr>
         <w:spacing w:line="240" w:lineRule="auto"/>
+        <w:jc w:val="both"/>
       </w:pPr>
       <w:r>
         <w:t>• View individual product information</w:t>
@@ -889,6 +910,7 @@
     <w:p>
       <w:pPr>
         <w:spacing w:line="240" w:lineRule="auto"/>
+        <w:jc w:val="both"/>
       </w:pPr>
       <w:r>
         <w:t>• Add/remove product to/from the cart</w:t>
@@ -897,6 +919,7 @@
     <w:p>
       <w:pPr>
         <w:spacing w:line="240" w:lineRule="auto"/>
+        <w:jc w:val="both"/>
       </w:pPr>
       <w:r>
         <w:t>• Verification of checkout and form validation</w:t>
@@ -905,6 +928,7 @@
     <w:p>
       <w:pPr>
         <w:spacing w:line="240" w:lineRule="auto"/>
+        <w:jc w:val="both"/>
       </w:pPr>
       <w:r>
         <w:t>• View order summary and total cost of items</w:t>
@@ -913,39 +937,10 @@
     <w:p>
       <w:pPr>
         <w:spacing w:line="240" w:lineRule="auto"/>
-      </w:pPr>
-      <w:r>
-        <w:t xml:space="preserve">• </w:t>
-      </w:r>
-      <w:r>
-        <w:t>Behaviour</w:t>
-      </w:r>
-      <w:r>
-        <w:t xml:space="preserve"> of user interface for different types of users (</w:t>
-      </w:r>
-      <w:proofErr w:type="spellStart"/>
-      <w:r>
-        <w:t>standard_user</w:t>
-      </w:r>
-      <w:proofErr w:type="spellEnd"/>
-      <w:r>
-        <w:t xml:space="preserve">, </w:t>
-      </w:r>
-      <w:proofErr w:type="spellStart"/>
-      <w:r>
-        <w:t>problem_user</w:t>
-      </w:r>
-      <w:proofErr w:type="spellEnd"/>
-      <w:r>
-        <w:t xml:space="preserve">, </w:t>
-      </w:r>
-      <w:proofErr w:type="spellStart"/>
-      <w:r>
-        <w:t>visual_user</w:t>
-      </w:r>
-      <w:proofErr w:type="spellEnd"/>
-      <w:r>
-        <w:t>)</w:t>
+        <w:jc w:val="both"/>
+      </w:pPr>
+      <w:r>
+        <w:t>• Behaviour of user interface for different types of users (standard_user, problem_user, visual_user)</w:t>
       </w:r>
       <w:r>
         <w:br/>
@@ -960,6 +955,7 @@
     <w:p>
       <w:pPr>
         <w:spacing w:line="240" w:lineRule="auto"/>
+        <w:jc w:val="both"/>
       </w:pPr>
       <w:r>
         <w:t>• Performance testing</w:t>
@@ -968,6 +964,7 @@
     <w:p>
       <w:pPr>
         <w:spacing w:line="240" w:lineRule="auto"/>
+        <w:jc w:val="both"/>
       </w:pPr>
       <w:r>
         <w:t>• Security testing</w:t>
@@ -976,6 +973,7 @@
     <w:p>
       <w:pPr>
         <w:spacing w:line="240" w:lineRule="auto"/>
+        <w:jc w:val="both"/>
       </w:pPr>
       <w:r>
         <w:t>• Database validation</w:t>
@@ -987,6 +985,7 @@
     <w:p>
       <w:pPr>
         <w:pStyle w:val="Heading2"/>
+        <w:jc w:val="both"/>
       </w:pPr>
       <w:bookmarkStart w:id="2" w:name="_Toc228200013"/>
       <w:r>
@@ -998,76 +997,147 @@
       <w:bookmarkEnd w:id="2"/>
     </w:p>
     <w:p>
+      <w:pPr>
+        <w:ind w:left="360"/>
+        <w:jc w:val="both"/>
+      </w:pPr>
       <w:bookmarkStart w:id="3" w:name="_Toc228200014"/>
       <w:r>
         <w:t>Functional testing of the Sauce Demo website has been done manually to confirm the main functionalities of this web application. The test cases are created for checking both success and failure conditions for different functional components.</w:t>
       </w:r>
     </w:p>
     <w:p>
+      <w:pPr>
+        <w:ind w:left="360"/>
+        <w:jc w:val="both"/>
+      </w:pPr>
       <w:r>
         <w:t>Approach to the tests:</w:t>
       </w:r>
     </w:p>
     <w:p>
-      <w:r>
-        <w:t>• Functionality testing of the login, products, cart, and checkout functions</w:t>
-      </w:r>
-    </w:p>
-    <w:p>
-      <w:r>
-        <w:t>• Input validation testing for the form fields</w:t>
-      </w:r>
-    </w:p>
-    <w:p>
-      <w:r>
-        <w:t>• Negative testing with invalid or empty data inputs</w:t>
-      </w:r>
-    </w:p>
-    <w:p>
-      <w:r>
-        <w:t xml:space="preserve">• Tests carried out for several users, including </w:t>
-      </w:r>
-      <w:proofErr w:type="spellStart"/>
-      <w:r>
-        <w:t>standard_user</w:t>
-      </w:r>
-      <w:proofErr w:type="spellEnd"/>
-      <w:r>
-        <w:t xml:space="preserve">, </w:t>
-      </w:r>
-      <w:proofErr w:type="spellStart"/>
-      <w:r>
-        <w:t>problem_user</w:t>
-      </w:r>
-      <w:proofErr w:type="spellEnd"/>
-      <w:r>
-        <w:t xml:space="preserve">, and </w:t>
-      </w:r>
-      <w:proofErr w:type="spellStart"/>
-      <w:r>
-        <w:t>visual_user</w:t>
-      </w:r>
-      <w:proofErr w:type="spellEnd"/>
-    </w:p>
-    <w:p>
-      <w:r>
-        <w:t>• Testing of system reactions against the expected output results</w:t>
-      </w:r>
-    </w:p>
-    <w:p>
-      <w:r>
-        <w:t xml:space="preserve">• Checking for the Pass/Fail results based on </w:t>
-      </w:r>
-      <w:r>
-        <w:t>behaviours</w:t>
-      </w:r>
-      <w:r>
-        <w:t xml:space="preserve"> of the system</w:t>
+      <w:pPr>
+        <w:pStyle w:val="ListParagraph"/>
+        <w:numPr>
+          <w:ilvl w:val="0"/>
+          <w:numId w:val="9"/>
+        </w:numPr>
+        <w:jc w:val="both"/>
+      </w:pPr>
+      <w:r>
+        <w:t>Functionality testing of the login, products, cart, and checkout functions</w:t>
+      </w:r>
+    </w:p>
+    <w:p>
+      <w:pPr>
+        <w:pStyle w:val="ListParagraph"/>
+        <w:numPr>
+          <w:ilvl w:val="0"/>
+          <w:numId w:val="9"/>
+        </w:numPr>
+        <w:jc w:val="both"/>
+      </w:pPr>
+      <w:r>
+        <w:t>Input validation testing for the form fields</w:t>
+      </w:r>
+    </w:p>
+    <w:p>
+      <w:pPr>
+        <w:pStyle w:val="ListParagraph"/>
+        <w:numPr>
+          <w:ilvl w:val="0"/>
+          <w:numId w:val="9"/>
+        </w:numPr>
+        <w:jc w:val="both"/>
+      </w:pPr>
+      <w:r>
+        <w:t>Negative testing with invalid or empty data inputs</w:t>
+      </w:r>
+    </w:p>
+    <w:p>
+      <w:pPr>
+        <w:pStyle w:val="ListParagraph"/>
+        <w:numPr>
+          <w:ilvl w:val="0"/>
+          <w:numId w:val="9"/>
+        </w:numPr>
+        <w:jc w:val="both"/>
+      </w:pPr>
+      <w:r>
+        <w:t>Tests carried out for several users, including standard_user, problem_user, and visual_user</w:t>
+      </w:r>
+    </w:p>
+    <w:p>
+      <w:pPr>
+        <w:pStyle w:val="ListParagraph"/>
+        <w:numPr>
+          <w:ilvl w:val="0"/>
+          <w:numId w:val="9"/>
+        </w:numPr>
+        <w:jc w:val="both"/>
+      </w:pPr>
+      <w:r>
+        <w:t>Testing of system reactions against the expected output results</w:t>
+      </w:r>
+    </w:p>
+    <w:p>
+      <w:pPr>
+        <w:pStyle w:val="ListParagraph"/>
+        <w:numPr>
+          <w:ilvl w:val="0"/>
+          <w:numId w:val="9"/>
+        </w:numPr>
+        <w:jc w:val="both"/>
+      </w:pPr>
+      <w:r>
+        <w:t>Checking for the Pass/Fail results based on behaviours of the system</w:t>
+      </w:r>
+    </w:p>
+    <w:p>
+      <w:pPr>
+        <w:ind w:left="360"/>
+        <w:jc w:val="both"/>
+      </w:pPr>
+      <w:r>
+        <w:t xml:space="preserve">Used browser </w:t>
+      </w:r>
+      <w:r>
+        <w:t xml:space="preserve">for manual </w:t>
+      </w:r>
+      <w:r>
+        <w:t xml:space="preserve">testing </w:t>
+      </w:r>
+      <w:r>
+        <w:rPr>
+          <w:b/>
+          <w:bCs/>
+        </w:rPr>
+        <w:t>- Google chrome |</w:t>
+      </w:r>
+      <w:r>
+        <w:t xml:space="preserve"> </w:t>
+      </w:r>
+      <w:r>
+        <w:rPr>
+          <w:b/>
+          <w:bCs/>
+        </w:rPr>
+        <w:t>Version</w:t>
+      </w:r>
+      <w:r>
+        <w:t>:</w:t>
+      </w:r>
+      <w:r>
+        <w:t xml:space="preserve"> </w:t>
+      </w:r>
+      <w:r>
+        <w:t>147.0.7727.102 (Official Build) (64-bit)</w:t>
       </w:r>
     </w:p>
     <w:p>
       <w:pPr>
         <w:pStyle w:val="Heading2"/>
+        <w:jc w:val="both"/>
       </w:pPr>
       <w:r>
         <w:t>R</w:t>
@@ -1084,21 +1154,33 @@
       <w:bookmarkEnd w:id="3"/>
     </w:p>
     <w:p>
+      <w:pPr>
+        <w:jc w:val="both"/>
+      </w:pPr>
       <w:r>
         <w:t>The following risk areas were identified during testing due to their potential impact on system functionality and user experience:</w:t>
       </w:r>
     </w:p>
     <w:p>
+      <w:pPr>
+        <w:jc w:val="both"/>
+      </w:pPr>
       <w:r>
         <w:t xml:space="preserve">• Sorting functionality failures when using specific user profiles  </w:t>
       </w:r>
     </w:p>
     <w:p>
+      <w:pPr>
+        <w:jc w:val="both"/>
+      </w:pPr>
       <w:r>
         <w:t xml:space="preserve">• Add to Cart and Remove button functionality issues  </w:t>
       </w:r>
     </w:p>
     <w:p>
+      <w:pPr>
+        <w:jc w:val="both"/>
+      </w:pPr>
       <w:r>
         <w:t xml:space="preserve">• Checkout </w:t>
       </w:r>
@@ -1106,7 +1188,13 @@
         <w:t>“</w:t>
       </w:r>
       <w:r>
-        <w:t>input you details</w:t>
+        <w:t>input you</w:t>
+      </w:r>
+      <w:r>
+        <w:t>r</w:t>
+      </w:r>
+      <w:r>
+        <w:t xml:space="preserve"> details</w:t>
       </w:r>
       <w:r>
         <w:t>”</w:t>
@@ -1122,6 +1210,9 @@
       </w:r>
     </w:p>
     <w:p>
+      <w:pPr>
+        <w:jc w:val="both"/>
+      </w:pPr>
       <w:r>
         <w:lastRenderedPageBreak/>
         <w:t>• Potential calculation errors in order total</w:t>
@@ -1273,6 +1364,570 @@
 <file path=word/numbering.xml><?xml version="1.0" encoding="utf-8"?>
 <w:numbering xmlns:wpc="http://schemas.microsoft.com/office/word/2010/wordprocessingCanvas" xmlns:cx="http://schemas.microsoft.com/office/drawing/2014/chartex" xmlns:cx1="http://schemas.microsoft.com/office/drawing/2015/9/8/chartex" xmlns:cx2="http://schemas.microsoft.com/office/drawing/2015/10/21/chartex" xmlns:cx3="http://schemas.microsoft.com/office/drawing/2016/5/9/chartex" xmlns:cx4="http://schemas.microsoft.com/office/drawing/2016/5/10/chartex" xmlns:cx5="http://schemas.microsoft.com/office/drawing/2016/5/11/chartex" xmlns:cx6="http://schemas.microsoft.com/office/drawing/2016/5/12/chartex" xmlns:cx7="http://schemas.microsoft.com/office/drawing/2016/5/13/chartex" xmlns:cx8="http://schemas.microsoft.com/office/drawing/2016/5/14/chartex" xmlns:mc="http://schemas.openxmlformats.org/markup-compatibility/2006" xmlns:aink="http://schemas.microsoft.com/office/drawing/2016/ink" xmlns:am3d="http://schemas.microsoft.com/office/drawing/2017/model3d" xmlns:o="urn:schemas-microsoft-com:office:office" xmlns:oel="http://schemas.microsoft.com/office/2019/extlst" xmlns:r="http://schemas.openxmlformats.org/officeDocument/2006/relationships" xmlns:m="http://schemas.openxmlformats.org/officeDocument/2006/math" xmlns:v="urn:schemas-microsoft-com:vml" xmlns:wp14="http://schemas.microsoft.com/office/word/2010/wordprocessingDrawing" xmlns:wp="http://schemas.openxmlformats.org/drawingml/2006/wordprocessingDrawing" xmlns:w10="urn:schemas-microsoft-com:office:word" xmlns:w="http://schemas.openxmlformats.org/wordprocessingml/2006/main" xmlns:w14="http://schemas.microsoft.com/office/word/2010/wordml" xmlns:w15="http://schemas.microsoft.com/office/word/2012/wordml" xmlns:w16cex="http://schemas.microsoft.com/office/word/2018/wordml/cex" xmlns:w16cid="http://schemas.microsoft.com/office/word/2016/wordml/cid" xmlns:w16="http://schemas.microsoft.com/office/word/2018/wordml" xmlns:w16du="http://schemas.microsoft.com/office/word/2023/wordml/word16du" xmlns:w16sdtdh="http://schemas.microsoft.com/office/word/2020/wordml/sdtdatahash" xmlns:w16sdtfl="http://schemas.microsoft.com/office/word/2024/wordml/sdtformatlock" xmlns:w16se="http://schemas.microsoft.com/office/word/2015/wordml/symex" xmlns:wpg="http://schemas.microsoft.com/office/word/2010/wordprocessingGroup" xmlns:wpi="http://schemas.microsoft.com/office/word/2010/wordprocessingInk" xmlns:wne="http://schemas.microsoft.com/office/word/2006/wordml" xmlns:wps="http://schemas.microsoft.com/office/word/2010/wordprocessingShape" mc:Ignorable="w14 w15 w16se w16cid w16 w16cex w16sdtdh w16sdtfl w16du wp14">
   <w:abstractNum w:abstractNumId="0" w15:restartNumberingAfterBreak="0">
+    <w:nsid w:val="00736769"/>
+    <w:multiLevelType w:val="hybridMultilevel"/>
+    <w:tmpl w:val="E41241C4"/>
+    <w:lvl w:ilvl="0" w:tplc="08090003">
+      <w:start w:val="1"/>
+      <w:numFmt w:val="bullet"/>
+      <w:lvlText w:val="o"/>
+      <w:lvlJc w:val="left"/>
+      <w:pPr>
+        <w:ind w:left="720" w:hanging="360"/>
+      </w:pPr>
+      <w:rPr>
+        <w:rFonts w:ascii="Courier New" w:hAnsi="Courier New" w:cs="Courier New" w:hint="default"/>
+      </w:rPr>
+    </w:lvl>
+    <w:lvl w:ilvl="1" w:tplc="08090003">
+      <w:start w:val="1"/>
+      <w:numFmt w:val="bullet"/>
+      <w:lvlText w:val="o"/>
+      <w:lvlJc w:val="left"/>
+      <w:pPr>
+        <w:ind w:left="1440" w:hanging="360"/>
+      </w:pPr>
+      <w:rPr>
+        <w:rFonts w:ascii="Courier New" w:hAnsi="Courier New" w:cs="Courier New" w:hint="default"/>
+      </w:rPr>
+    </w:lvl>
+    <w:lvl w:ilvl="2" w:tplc="08090005" w:tentative="1">
+      <w:start w:val="1"/>
+      <w:numFmt w:val="bullet"/>
+      <w:lvlText w:val=""/>
+      <w:lvlJc w:val="left"/>
+      <w:pPr>
+        <w:ind w:left="2160" w:hanging="360"/>
+      </w:pPr>
+      <w:rPr>
+        <w:rFonts w:ascii="Wingdings" w:hAnsi="Wingdings" w:hint="default"/>
+      </w:rPr>
+    </w:lvl>
+    <w:lvl w:ilvl="3" w:tplc="08090001" w:tentative="1">
+      <w:start w:val="1"/>
+      <w:numFmt w:val="bullet"/>
+      <w:lvlText w:val=""/>
+      <w:lvlJc w:val="left"/>
+      <w:pPr>
+        <w:ind w:left="2880" w:hanging="360"/>
+      </w:pPr>
+      <w:rPr>
+        <w:rFonts w:ascii="Symbol" w:hAnsi="Symbol" w:hint="default"/>
+      </w:rPr>
+    </w:lvl>
+    <w:lvl w:ilvl="4" w:tplc="08090003" w:tentative="1">
+      <w:start w:val="1"/>
+      <w:numFmt w:val="bullet"/>
+      <w:lvlText w:val="o"/>
+      <w:lvlJc w:val="left"/>
+      <w:pPr>
+        <w:ind w:left="3600" w:hanging="360"/>
+      </w:pPr>
+      <w:rPr>
+        <w:rFonts w:ascii="Courier New" w:hAnsi="Courier New" w:cs="Courier New" w:hint="default"/>
+      </w:rPr>
+    </w:lvl>
+    <w:lvl w:ilvl="5" w:tplc="08090005" w:tentative="1">
+      <w:start w:val="1"/>
+      <w:numFmt w:val="bullet"/>
+      <w:lvlText w:val=""/>
+      <w:lvlJc w:val="left"/>
+      <w:pPr>
+        <w:ind w:left="4320" w:hanging="360"/>
+      </w:pPr>
+      <w:rPr>
+        <w:rFonts w:ascii="Wingdings" w:hAnsi="Wingdings" w:hint="default"/>
+      </w:rPr>
+    </w:lvl>
+    <w:lvl w:ilvl="6" w:tplc="08090001" w:tentative="1">
+      <w:start w:val="1"/>
+      <w:numFmt w:val="bullet"/>
+      <w:lvlText w:val=""/>
+      <w:lvlJc w:val="left"/>
+      <w:pPr>
+        <w:ind w:left="5040" w:hanging="360"/>
+      </w:pPr>
+      <w:rPr>
+        <w:rFonts w:ascii="Symbol" w:hAnsi="Symbol" w:hint="default"/>
+      </w:rPr>
+    </w:lvl>
+    <w:lvl w:ilvl="7" w:tplc="08090003" w:tentative="1">
+      <w:start w:val="1"/>
+      <w:numFmt w:val="bullet"/>
+      <w:lvlText w:val="o"/>
+      <w:lvlJc w:val="left"/>
+      <w:pPr>
+        <w:ind w:left="5760" w:hanging="360"/>
+      </w:pPr>
+      <w:rPr>
+        <w:rFonts w:ascii="Courier New" w:hAnsi="Courier New" w:cs="Courier New" w:hint="default"/>
+      </w:rPr>
+    </w:lvl>
+    <w:lvl w:ilvl="8" w:tplc="08090005" w:tentative="1">
+      <w:start w:val="1"/>
+      <w:numFmt w:val="bullet"/>
+      <w:lvlText w:val=""/>
+      <w:lvlJc w:val="left"/>
+      <w:pPr>
+        <w:ind w:left="6480" w:hanging="360"/>
+      </w:pPr>
+      <w:rPr>
+        <w:rFonts w:ascii="Wingdings" w:hAnsi="Wingdings" w:hint="default"/>
+      </w:rPr>
+    </w:lvl>
+  </w:abstractNum>
+  <w:abstractNum w:abstractNumId="1" w15:restartNumberingAfterBreak="0">
+    <w:nsid w:val="55C121B7"/>
+    <w:multiLevelType w:val="hybridMultilevel"/>
+    <w:tmpl w:val="4240F652"/>
+    <w:lvl w:ilvl="0" w:tplc="08090001">
+      <w:start w:val="1"/>
+      <w:numFmt w:val="bullet"/>
+      <w:lvlText w:val=""/>
+      <w:lvlJc w:val="left"/>
+      <w:pPr>
+        <w:ind w:left="1800" w:hanging="360"/>
+      </w:pPr>
+      <w:rPr>
+        <w:rFonts w:ascii="Symbol" w:hAnsi="Symbol" w:hint="default"/>
+      </w:rPr>
+    </w:lvl>
+    <w:lvl w:ilvl="1" w:tplc="08090003" w:tentative="1">
+      <w:start w:val="1"/>
+      <w:numFmt w:val="bullet"/>
+      <w:lvlText w:val="o"/>
+      <w:lvlJc w:val="left"/>
+      <w:pPr>
+        <w:ind w:left="2520" w:hanging="360"/>
+      </w:pPr>
+      <w:rPr>
+        <w:rFonts w:ascii="Courier New" w:hAnsi="Courier New" w:cs="Courier New" w:hint="default"/>
+      </w:rPr>
+    </w:lvl>
+    <w:lvl w:ilvl="2" w:tplc="08090005" w:tentative="1">
+      <w:start w:val="1"/>
+      <w:numFmt w:val="bullet"/>
+      <w:lvlText w:val=""/>
+      <w:lvlJc w:val="left"/>
+      <w:pPr>
+        <w:ind w:left="3240" w:hanging="360"/>
+      </w:pPr>
+      <w:rPr>
+        <w:rFonts w:ascii="Wingdings" w:hAnsi="Wingdings" w:hint="default"/>
+      </w:rPr>
+    </w:lvl>
+    <w:lvl w:ilvl="3" w:tplc="08090001" w:tentative="1">
+      <w:start w:val="1"/>
+      <w:numFmt w:val="bullet"/>
+      <w:lvlText w:val=""/>
+      <w:lvlJc w:val="left"/>
+      <w:pPr>
+        <w:ind w:left="3960" w:hanging="360"/>
+      </w:pPr>
+      <w:rPr>
+        <w:rFonts w:ascii="Symbol" w:hAnsi="Symbol" w:hint="default"/>
+      </w:rPr>
+    </w:lvl>
+    <w:lvl w:ilvl="4" w:tplc="08090003" w:tentative="1">
+      <w:start w:val="1"/>
+      <w:numFmt w:val="bullet"/>
+      <w:lvlText w:val="o"/>
+      <w:lvlJc w:val="left"/>
+      <w:pPr>
+        <w:ind w:left="4680" w:hanging="360"/>
+      </w:pPr>
+      <w:rPr>
+        <w:rFonts w:ascii="Courier New" w:hAnsi="Courier New" w:cs="Courier New" w:hint="default"/>
+      </w:rPr>
+    </w:lvl>
+    <w:lvl w:ilvl="5" w:tplc="08090005" w:tentative="1">
+      <w:start w:val="1"/>
+      <w:numFmt w:val="bullet"/>
+      <w:lvlText w:val=""/>
+      <w:lvlJc w:val="left"/>
+      <w:pPr>
+        <w:ind w:left="5400" w:hanging="360"/>
+      </w:pPr>
+      <w:rPr>
+        <w:rFonts w:ascii="Wingdings" w:hAnsi="Wingdings" w:hint="default"/>
+      </w:rPr>
+    </w:lvl>
+    <w:lvl w:ilvl="6" w:tplc="08090001" w:tentative="1">
+      <w:start w:val="1"/>
+      <w:numFmt w:val="bullet"/>
+      <w:lvlText w:val=""/>
+      <w:lvlJc w:val="left"/>
+      <w:pPr>
+        <w:ind w:left="6120" w:hanging="360"/>
+      </w:pPr>
+      <w:rPr>
+        <w:rFonts w:ascii="Symbol" w:hAnsi="Symbol" w:hint="default"/>
+      </w:rPr>
+    </w:lvl>
+    <w:lvl w:ilvl="7" w:tplc="08090003" w:tentative="1">
+      <w:start w:val="1"/>
+      <w:numFmt w:val="bullet"/>
+      <w:lvlText w:val="o"/>
+      <w:lvlJc w:val="left"/>
+      <w:pPr>
+        <w:ind w:left="6840" w:hanging="360"/>
+      </w:pPr>
+      <w:rPr>
+        <w:rFonts w:ascii="Courier New" w:hAnsi="Courier New" w:cs="Courier New" w:hint="default"/>
+      </w:rPr>
+    </w:lvl>
+    <w:lvl w:ilvl="8" w:tplc="08090005" w:tentative="1">
+      <w:start w:val="1"/>
+      <w:numFmt w:val="bullet"/>
+      <w:lvlText w:val=""/>
+      <w:lvlJc w:val="left"/>
+      <w:pPr>
+        <w:ind w:left="7560" w:hanging="360"/>
+      </w:pPr>
+      <w:rPr>
+        <w:rFonts w:ascii="Wingdings" w:hAnsi="Wingdings" w:hint="default"/>
+      </w:rPr>
+    </w:lvl>
+  </w:abstractNum>
+  <w:abstractNum w:abstractNumId="2" w15:restartNumberingAfterBreak="0">
+    <w:nsid w:val="598E656C"/>
+    <w:multiLevelType w:val="hybridMultilevel"/>
+    <w:tmpl w:val="0CAA4DC6"/>
+    <w:lvl w:ilvl="0" w:tplc="08090001">
+      <w:start w:val="1"/>
+      <w:numFmt w:val="bullet"/>
+      <w:lvlText w:val=""/>
+      <w:lvlJc w:val="left"/>
+      <w:pPr>
+        <w:ind w:left="720" w:hanging="360"/>
+      </w:pPr>
+      <w:rPr>
+        <w:rFonts w:ascii="Symbol" w:hAnsi="Symbol" w:hint="default"/>
+      </w:rPr>
+    </w:lvl>
+    <w:lvl w:ilvl="1" w:tplc="168C7608">
+      <w:numFmt w:val="bullet"/>
+      <w:lvlText w:val="•"/>
+      <w:lvlJc w:val="left"/>
+      <w:pPr>
+        <w:ind w:left="1440" w:hanging="360"/>
+      </w:pPr>
+      <w:rPr>
+        <w:rFonts w:ascii="Times New Roman" w:eastAsiaTheme="minorHAnsi" w:hAnsi="Times New Roman" w:cs="Times New Roman" w:hint="default"/>
+      </w:rPr>
+    </w:lvl>
+    <w:lvl w:ilvl="2" w:tplc="08090005" w:tentative="1">
+      <w:start w:val="1"/>
+      <w:numFmt w:val="bullet"/>
+      <w:lvlText w:val=""/>
+      <w:lvlJc w:val="left"/>
+      <w:pPr>
+        <w:ind w:left="2160" w:hanging="360"/>
+      </w:pPr>
+      <w:rPr>
+        <w:rFonts w:ascii="Wingdings" w:hAnsi="Wingdings" w:hint="default"/>
+      </w:rPr>
+    </w:lvl>
+    <w:lvl w:ilvl="3" w:tplc="08090001" w:tentative="1">
+      <w:start w:val="1"/>
+      <w:numFmt w:val="bullet"/>
+      <w:lvlText w:val=""/>
+      <w:lvlJc w:val="left"/>
+      <w:pPr>
+        <w:ind w:left="2880" w:hanging="360"/>
+      </w:pPr>
+      <w:rPr>
+        <w:rFonts w:ascii="Symbol" w:hAnsi="Symbol" w:hint="default"/>
+      </w:rPr>
+    </w:lvl>
+    <w:lvl w:ilvl="4" w:tplc="08090003" w:tentative="1">
+      <w:start w:val="1"/>
+      <w:numFmt w:val="bullet"/>
+      <w:lvlText w:val="o"/>
+      <w:lvlJc w:val="left"/>
+      <w:pPr>
+        <w:ind w:left="3600" w:hanging="360"/>
+      </w:pPr>
+      <w:rPr>
+        <w:rFonts w:ascii="Courier New" w:hAnsi="Courier New" w:cs="Courier New" w:hint="default"/>
+      </w:rPr>
+    </w:lvl>
+    <w:lvl w:ilvl="5" w:tplc="08090005" w:tentative="1">
+      <w:start w:val="1"/>
+      <w:numFmt w:val="bullet"/>
+      <w:lvlText w:val=""/>
+      <w:lvlJc w:val="left"/>
+      <w:pPr>
+        <w:ind w:left="4320" w:hanging="360"/>
+      </w:pPr>
+      <w:rPr>
+        <w:rFonts w:ascii="Wingdings" w:hAnsi="Wingdings" w:hint="default"/>
+      </w:rPr>
+    </w:lvl>
+    <w:lvl w:ilvl="6" w:tplc="08090001" w:tentative="1">
+      <w:start w:val="1"/>
+      <w:numFmt w:val="bullet"/>
+      <w:lvlText w:val=""/>
+      <w:lvlJc w:val="left"/>
+      <w:pPr>
+        <w:ind w:left="5040" w:hanging="360"/>
+      </w:pPr>
+      <w:rPr>
+        <w:rFonts w:ascii="Symbol" w:hAnsi="Symbol" w:hint="default"/>
+      </w:rPr>
+    </w:lvl>
+    <w:lvl w:ilvl="7" w:tplc="08090003" w:tentative="1">
+      <w:start w:val="1"/>
+      <w:numFmt w:val="bullet"/>
+      <w:lvlText w:val="o"/>
+      <w:lvlJc w:val="left"/>
+      <w:pPr>
+        <w:ind w:left="5760" w:hanging="360"/>
+      </w:pPr>
+      <w:rPr>
+        <w:rFonts w:ascii="Courier New" w:hAnsi="Courier New" w:cs="Courier New" w:hint="default"/>
+      </w:rPr>
+    </w:lvl>
+    <w:lvl w:ilvl="8" w:tplc="08090005" w:tentative="1">
+      <w:start w:val="1"/>
+      <w:numFmt w:val="bullet"/>
+      <w:lvlText w:val=""/>
+      <w:lvlJc w:val="left"/>
+      <w:pPr>
+        <w:ind w:left="6480" w:hanging="360"/>
+      </w:pPr>
+      <w:rPr>
+        <w:rFonts w:ascii="Wingdings" w:hAnsi="Wingdings" w:hint="default"/>
+      </w:rPr>
+    </w:lvl>
+  </w:abstractNum>
+  <w:abstractNum w:abstractNumId="3" w15:restartNumberingAfterBreak="0">
+    <w:nsid w:val="5CDC3E42"/>
+    <w:multiLevelType w:val="hybridMultilevel"/>
+    <w:tmpl w:val="6C16DF44"/>
+    <w:lvl w:ilvl="0" w:tplc="08090001">
+      <w:start w:val="1"/>
+      <w:numFmt w:val="bullet"/>
+      <w:lvlText w:val=""/>
+      <w:lvlJc w:val="left"/>
+      <w:pPr>
+        <w:ind w:left="720" w:hanging="360"/>
+      </w:pPr>
+      <w:rPr>
+        <w:rFonts w:ascii="Symbol" w:hAnsi="Symbol" w:hint="default"/>
+      </w:rPr>
+    </w:lvl>
+    <w:lvl w:ilvl="1" w:tplc="08090003">
+      <w:start w:val="1"/>
+      <w:numFmt w:val="bullet"/>
+      <w:lvlText w:val="o"/>
+      <w:lvlJc w:val="left"/>
+      <w:pPr>
+        <w:ind w:left="1440" w:hanging="360"/>
+      </w:pPr>
+      <w:rPr>
+        <w:rFonts w:ascii="Courier New" w:hAnsi="Courier New" w:cs="Courier New" w:hint="default"/>
+      </w:rPr>
+    </w:lvl>
+    <w:lvl w:ilvl="2" w:tplc="08090005" w:tentative="1">
+      <w:start w:val="1"/>
+      <w:numFmt w:val="bullet"/>
+      <w:lvlText w:val=""/>
+      <w:lvlJc w:val="left"/>
+      <w:pPr>
+        <w:ind w:left="2160" w:hanging="360"/>
+      </w:pPr>
+      <w:rPr>
+        <w:rFonts w:ascii="Wingdings" w:hAnsi="Wingdings" w:hint="default"/>
+      </w:rPr>
+    </w:lvl>
+    <w:lvl w:ilvl="3" w:tplc="08090001" w:tentative="1">
+      <w:start w:val="1"/>
+      <w:numFmt w:val="bullet"/>
+      <w:lvlText w:val=""/>
+      <w:lvlJc w:val="left"/>
+      <w:pPr>
+        <w:ind w:left="2880" w:hanging="360"/>
+      </w:pPr>
+      <w:rPr>
+        <w:rFonts w:ascii="Symbol" w:hAnsi="Symbol" w:hint="default"/>
+      </w:rPr>
+    </w:lvl>
+    <w:lvl w:ilvl="4" w:tplc="08090003" w:tentative="1">
+      <w:start w:val="1"/>
+      <w:numFmt w:val="bullet"/>
+      <w:lvlText w:val="o"/>
+      <w:lvlJc w:val="left"/>
+      <w:pPr>
+        <w:ind w:left="3600" w:hanging="360"/>
+      </w:pPr>
+      <w:rPr>
+        <w:rFonts w:ascii="Courier New" w:hAnsi="Courier New" w:cs="Courier New" w:hint="default"/>
+      </w:rPr>
+    </w:lvl>
+    <w:lvl w:ilvl="5" w:tplc="08090005" w:tentative="1">
+      <w:start w:val="1"/>
+      <w:numFmt w:val="bullet"/>
+      <w:lvlText w:val=""/>
+      <w:lvlJc w:val="left"/>
+      <w:pPr>
+        <w:ind w:left="4320" w:hanging="360"/>
+      </w:pPr>
+      <w:rPr>
+        <w:rFonts w:ascii="Wingdings" w:hAnsi="Wingdings" w:hint="default"/>
+      </w:rPr>
+    </w:lvl>
+    <w:lvl w:ilvl="6" w:tplc="08090001" w:tentative="1">
+      <w:start w:val="1"/>
+      <w:numFmt w:val="bullet"/>
+      <w:lvlText w:val=""/>
+      <w:lvlJc w:val="left"/>
+      <w:pPr>
+        <w:ind w:left="5040" w:hanging="360"/>
+      </w:pPr>
+      <w:rPr>
+        <w:rFonts w:ascii="Symbol" w:hAnsi="Symbol" w:hint="default"/>
+      </w:rPr>
+    </w:lvl>
+    <w:lvl w:ilvl="7" w:tplc="08090003" w:tentative="1">
+      <w:start w:val="1"/>
+      <w:numFmt w:val="bullet"/>
+      <w:lvlText w:val="o"/>
+      <w:lvlJc w:val="left"/>
+      <w:pPr>
+        <w:ind w:left="5760" w:hanging="360"/>
+      </w:pPr>
+      <w:rPr>
+        <w:rFonts w:ascii="Courier New" w:hAnsi="Courier New" w:cs="Courier New" w:hint="default"/>
+      </w:rPr>
+    </w:lvl>
+    <w:lvl w:ilvl="8" w:tplc="08090005" w:tentative="1">
+      <w:start w:val="1"/>
+      <w:numFmt w:val="bullet"/>
+      <w:lvlText w:val=""/>
+      <w:lvlJc w:val="left"/>
+      <w:pPr>
+        <w:ind w:left="6480" w:hanging="360"/>
+      </w:pPr>
+      <w:rPr>
+        <w:rFonts w:ascii="Wingdings" w:hAnsi="Wingdings" w:hint="default"/>
+      </w:rPr>
+    </w:lvl>
+  </w:abstractNum>
+  <w:abstractNum w:abstractNumId="4" w15:restartNumberingAfterBreak="0">
+    <w:nsid w:val="610B2A5C"/>
+    <w:multiLevelType w:val="hybridMultilevel"/>
+    <w:tmpl w:val="6CA8D57C"/>
+    <w:lvl w:ilvl="0" w:tplc="08090003">
+      <w:start w:val="1"/>
+      <w:numFmt w:val="bullet"/>
+      <w:lvlText w:val="o"/>
+      <w:lvlJc w:val="left"/>
+      <w:pPr>
+        <w:ind w:left="1800" w:hanging="360"/>
+      </w:pPr>
+      <w:rPr>
+        <w:rFonts w:ascii="Courier New" w:hAnsi="Courier New" w:cs="Courier New" w:hint="default"/>
+      </w:rPr>
+    </w:lvl>
+    <w:lvl w:ilvl="1" w:tplc="08090003" w:tentative="1">
+      <w:start w:val="1"/>
+      <w:numFmt w:val="bullet"/>
+      <w:lvlText w:val="o"/>
+      <w:lvlJc w:val="left"/>
+      <w:pPr>
+        <w:ind w:left="2520" w:hanging="360"/>
+      </w:pPr>
+      <w:rPr>
+        <w:rFonts w:ascii="Courier New" w:hAnsi="Courier New" w:cs="Courier New" w:hint="default"/>
+      </w:rPr>
+    </w:lvl>
+    <w:lvl w:ilvl="2" w:tplc="08090005" w:tentative="1">
+      <w:start w:val="1"/>
+      <w:numFmt w:val="bullet"/>
+      <w:lvlText w:val=""/>
+      <w:lvlJc w:val="left"/>
+      <w:pPr>
+        <w:ind w:left="3240" w:hanging="360"/>
+      </w:pPr>
+      <w:rPr>
+        <w:rFonts w:ascii="Wingdings" w:hAnsi="Wingdings" w:hint="default"/>
+      </w:rPr>
+    </w:lvl>
+    <w:lvl w:ilvl="3" w:tplc="08090001" w:tentative="1">
+      <w:start w:val="1"/>
+      <w:numFmt w:val="bullet"/>
+      <w:lvlText w:val=""/>
+      <w:lvlJc w:val="left"/>
+      <w:pPr>
+        <w:ind w:left="3960" w:hanging="360"/>
+      </w:pPr>
+      <w:rPr>
+        <w:rFonts w:ascii="Symbol" w:hAnsi="Symbol" w:hint="default"/>
+      </w:rPr>
+    </w:lvl>
+    <w:lvl w:ilvl="4" w:tplc="08090003" w:tentative="1">
+      <w:start w:val="1"/>
+      <w:numFmt w:val="bullet"/>
+      <w:lvlText w:val="o"/>
+      <w:lvlJc w:val="left"/>
+      <w:pPr>
+        <w:ind w:left="4680" w:hanging="360"/>
+      </w:pPr>
+      <w:rPr>
+        <w:rFonts w:ascii="Courier New" w:hAnsi="Courier New" w:cs="Courier New" w:hint="default"/>
+      </w:rPr>
+    </w:lvl>
+    <w:lvl w:ilvl="5" w:tplc="08090005" w:tentative="1">
+      <w:start w:val="1"/>
+      <w:numFmt w:val="bullet"/>
+      <w:lvlText w:val=""/>
+      <w:lvlJc w:val="left"/>
+      <w:pPr>
+        <w:ind w:left="5400" w:hanging="360"/>
+      </w:pPr>
+      <w:rPr>
+        <w:rFonts w:ascii="Wingdings" w:hAnsi="Wingdings" w:hint="default"/>
+      </w:rPr>
+    </w:lvl>
+    <w:lvl w:ilvl="6" w:tplc="08090001" w:tentative="1">
+      <w:start w:val="1"/>
+      <w:numFmt w:val="bullet"/>
+      <w:lvlText w:val=""/>
+      <w:lvlJc w:val="left"/>
+      <w:pPr>
+        <w:ind w:left="6120" w:hanging="360"/>
+      </w:pPr>
+      <w:rPr>
+        <w:rFonts w:ascii="Symbol" w:hAnsi="Symbol" w:hint="default"/>
+      </w:rPr>
+    </w:lvl>
+    <w:lvl w:ilvl="7" w:tplc="08090003" w:tentative="1">
+      <w:start w:val="1"/>
+      <w:numFmt w:val="bullet"/>
+      <w:lvlText w:val="o"/>
+      <w:lvlJc w:val="left"/>
+      <w:pPr>
+        <w:ind w:left="6840" w:hanging="360"/>
+      </w:pPr>
+      <w:rPr>
+        <w:rFonts w:ascii="Courier New" w:hAnsi="Courier New" w:cs="Courier New" w:hint="default"/>
+      </w:rPr>
+    </w:lvl>
+    <w:lvl w:ilvl="8" w:tplc="08090005" w:tentative="1">
+      <w:start w:val="1"/>
+      <w:numFmt w:val="bullet"/>
+      <w:lvlText w:val=""/>
+      <w:lvlJc w:val="left"/>
+      <w:pPr>
+        <w:ind w:left="7560" w:hanging="360"/>
+      </w:pPr>
+      <w:rPr>
+        <w:rFonts w:ascii="Wingdings" w:hAnsi="Wingdings" w:hint="default"/>
+      </w:rPr>
+    </w:lvl>
+  </w:abstractNum>
+  <w:abstractNum w:abstractNumId="5" w15:restartNumberingAfterBreak="0">
     <w:nsid w:val="61542513"/>
     <w:multiLevelType w:val="multilevel"/>
     <w:tmpl w:val="08090025"/>
@@ -1367,7 +2022,233 @@
       </w:pPr>
     </w:lvl>
   </w:abstractNum>
-  <w:abstractNum w:abstractNumId="1" w15:restartNumberingAfterBreak="0">
+  <w:abstractNum w:abstractNumId="6" w15:restartNumberingAfterBreak="0">
+    <w:nsid w:val="6D81310C"/>
+    <w:multiLevelType w:val="hybridMultilevel"/>
+    <w:tmpl w:val="C79E8CDC"/>
+    <w:lvl w:ilvl="0" w:tplc="08090003">
+      <w:start w:val="1"/>
+      <w:numFmt w:val="bullet"/>
+      <w:lvlText w:val="o"/>
+      <w:lvlJc w:val="left"/>
+      <w:pPr>
+        <w:ind w:left="1800" w:hanging="360"/>
+      </w:pPr>
+      <w:rPr>
+        <w:rFonts w:ascii="Courier New" w:hAnsi="Courier New" w:cs="Courier New" w:hint="default"/>
+      </w:rPr>
+    </w:lvl>
+    <w:lvl w:ilvl="1" w:tplc="08090003" w:tentative="1">
+      <w:start w:val="1"/>
+      <w:numFmt w:val="bullet"/>
+      <w:lvlText w:val="o"/>
+      <w:lvlJc w:val="left"/>
+      <w:pPr>
+        <w:ind w:left="2520" w:hanging="360"/>
+      </w:pPr>
+      <w:rPr>
+        <w:rFonts w:ascii="Courier New" w:hAnsi="Courier New" w:cs="Courier New" w:hint="default"/>
+      </w:rPr>
+    </w:lvl>
+    <w:lvl w:ilvl="2" w:tplc="08090005" w:tentative="1">
+      <w:start w:val="1"/>
+      <w:numFmt w:val="bullet"/>
+      <w:lvlText w:val=""/>
+      <w:lvlJc w:val="left"/>
+      <w:pPr>
+        <w:ind w:left="3240" w:hanging="360"/>
+      </w:pPr>
+      <w:rPr>
+        <w:rFonts w:ascii="Wingdings" w:hAnsi="Wingdings" w:hint="default"/>
+      </w:rPr>
+    </w:lvl>
+    <w:lvl w:ilvl="3" w:tplc="08090001" w:tentative="1">
+      <w:start w:val="1"/>
+      <w:numFmt w:val="bullet"/>
+      <w:lvlText w:val=""/>
+      <w:lvlJc w:val="left"/>
+      <w:pPr>
+        <w:ind w:left="3960" w:hanging="360"/>
+      </w:pPr>
+      <w:rPr>
+        <w:rFonts w:ascii="Symbol" w:hAnsi="Symbol" w:hint="default"/>
+      </w:rPr>
+    </w:lvl>
+    <w:lvl w:ilvl="4" w:tplc="08090003" w:tentative="1">
+      <w:start w:val="1"/>
+      <w:numFmt w:val="bullet"/>
+      <w:lvlText w:val="o"/>
+      <w:lvlJc w:val="left"/>
+      <w:pPr>
+        <w:ind w:left="4680" w:hanging="360"/>
+      </w:pPr>
+      <w:rPr>
+        <w:rFonts w:ascii="Courier New" w:hAnsi="Courier New" w:cs="Courier New" w:hint="default"/>
+      </w:rPr>
+    </w:lvl>
+    <w:lvl w:ilvl="5" w:tplc="08090005" w:tentative="1">
+      <w:start w:val="1"/>
+      <w:numFmt w:val="bullet"/>
+      <w:lvlText w:val=""/>
+      <w:lvlJc w:val="left"/>
+      <w:pPr>
+        <w:ind w:left="5400" w:hanging="360"/>
+      </w:pPr>
+      <w:rPr>
+        <w:rFonts w:ascii="Wingdings" w:hAnsi="Wingdings" w:hint="default"/>
+      </w:rPr>
+    </w:lvl>
+    <w:lvl w:ilvl="6" w:tplc="08090001" w:tentative="1">
+      <w:start w:val="1"/>
+      <w:numFmt w:val="bullet"/>
+      <w:lvlText w:val=""/>
+      <w:lvlJc w:val="left"/>
+      <w:pPr>
+        <w:ind w:left="6120" w:hanging="360"/>
+      </w:pPr>
+      <w:rPr>
+        <w:rFonts w:ascii="Symbol" w:hAnsi="Symbol" w:hint="default"/>
+      </w:rPr>
+    </w:lvl>
+    <w:lvl w:ilvl="7" w:tplc="08090003" w:tentative="1">
+      <w:start w:val="1"/>
+      <w:numFmt w:val="bullet"/>
+      <w:lvlText w:val="o"/>
+      <w:lvlJc w:val="left"/>
+      <w:pPr>
+        <w:ind w:left="6840" w:hanging="360"/>
+      </w:pPr>
+      <w:rPr>
+        <w:rFonts w:ascii="Courier New" w:hAnsi="Courier New" w:cs="Courier New" w:hint="default"/>
+      </w:rPr>
+    </w:lvl>
+    <w:lvl w:ilvl="8" w:tplc="08090005" w:tentative="1">
+      <w:start w:val="1"/>
+      <w:numFmt w:val="bullet"/>
+      <w:lvlText w:val=""/>
+      <w:lvlJc w:val="left"/>
+      <w:pPr>
+        <w:ind w:left="7560" w:hanging="360"/>
+      </w:pPr>
+      <w:rPr>
+        <w:rFonts w:ascii="Wingdings" w:hAnsi="Wingdings" w:hint="default"/>
+      </w:rPr>
+    </w:lvl>
+  </w:abstractNum>
+  <w:abstractNum w:abstractNumId="7" w15:restartNumberingAfterBreak="0">
+    <w:nsid w:val="78DB47F5"/>
+    <w:multiLevelType w:val="hybridMultilevel"/>
+    <w:tmpl w:val="70B8C59C"/>
+    <w:lvl w:ilvl="0" w:tplc="08090003">
+      <w:start w:val="1"/>
+      <w:numFmt w:val="bullet"/>
+      <w:lvlText w:val="o"/>
+      <w:lvlJc w:val="left"/>
+      <w:pPr>
+        <w:ind w:left="720" w:hanging="360"/>
+      </w:pPr>
+      <w:rPr>
+        <w:rFonts w:ascii="Courier New" w:hAnsi="Courier New" w:cs="Courier New" w:hint="default"/>
+      </w:rPr>
+    </w:lvl>
+    <w:lvl w:ilvl="1" w:tplc="08090003">
+      <w:start w:val="1"/>
+      <w:numFmt w:val="bullet"/>
+      <w:lvlText w:val="o"/>
+      <w:lvlJc w:val="left"/>
+      <w:pPr>
+        <w:ind w:left="1440" w:hanging="360"/>
+      </w:pPr>
+      <w:rPr>
+        <w:rFonts w:ascii="Courier New" w:hAnsi="Courier New" w:cs="Courier New" w:hint="default"/>
+      </w:rPr>
+    </w:lvl>
+    <w:lvl w:ilvl="2" w:tplc="08090005" w:tentative="1">
+      <w:start w:val="1"/>
+      <w:numFmt w:val="bullet"/>
+      <w:lvlText w:val=""/>
+      <w:lvlJc w:val="left"/>
+      <w:pPr>
+        <w:ind w:left="2160" w:hanging="360"/>
+      </w:pPr>
+      <w:rPr>
+        <w:rFonts w:ascii="Wingdings" w:hAnsi="Wingdings" w:hint="default"/>
+      </w:rPr>
+    </w:lvl>
+    <w:lvl w:ilvl="3" w:tplc="08090001" w:tentative="1">
+      <w:start w:val="1"/>
+      <w:numFmt w:val="bullet"/>
+      <w:lvlText w:val=""/>
+      <w:lvlJc w:val="left"/>
+      <w:pPr>
+        <w:ind w:left="2880" w:hanging="360"/>
+      </w:pPr>
+      <w:rPr>
+        <w:rFonts w:ascii="Symbol" w:hAnsi="Symbol" w:hint="default"/>
+      </w:rPr>
+    </w:lvl>
+    <w:lvl w:ilvl="4" w:tplc="08090003" w:tentative="1">
+      <w:start w:val="1"/>
+      <w:numFmt w:val="bullet"/>
+      <w:lvlText w:val="o"/>
+      <w:lvlJc w:val="left"/>
+      <w:pPr>
+        <w:ind w:left="3600" w:hanging="360"/>
+      </w:pPr>
+      <w:rPr>
+        <w:rFonts w:ascii="Courier New" w:hAnsi="Courier New" w:cs="Courier New" w:hint="default"/>
+      </w:rPr>
+    </w:lvl>
+    <w:lvl w:ilvl="5" w:tplc="08090005" w:tentative="1">
+      <w:start w:val="1"/>
+      <w:numFmt w:val="bullet"/>
+      <w:lvlText w:val=""/>
+      <w:lvlJc w:val="left"/>
+      <w:pPr>
+        <w:ind w:left="4320" w:hanging="360"/>
+      </w:pPr>
+      <w:rPr>
+        <w:rFonts w:ascii="Wingdings" w:hAnsi="Wingdings" w:hint="default"/>
+      </w:rPr>
+    </w:lvl>
+    <w:lvl w:ilvl="6" w:tplc="08090001" w:tentative="1">
+      <w:start w:val="1"/>
+      <w:numFmt w:val="bullet"/>
+      <w:lvlText w:val=""/>
+      <w:lvlJc w:val="left"/>
+      <w:pPr>
+        <w:ind w:left="5040" w:hanging="360"/>
+      </w:pPr>
+      <w:rPr>
+        <w:rFonts w:ascii="Symbol" w:hAnsi="Symbol" w:hint="default"/>
+      </w:rPr>
+    </w:lvl>
+    <w:lvl w:ilvl="7" w:tplc="08090003" w:tentative="1">
+      <w:start w:val="1"/>
+      <w:numFmt w:val="bullet"/>
+      <w:lvlText w:val="o"/>
+      <w:lvlJc w:val="left"/>
+      <w:pPr>
+        <w:ind w:left="5760" w:hanging="360"/>
+      </w:pPr>
+      <w:rPr>
+        <w:rFonts w:ascii="Courier New" w:hAnsi="Courier New" w:cs="Courier New" w:hint="default"/>
+      </w:rPr>
+    </w:lvl>
+    <w:lvl w:ilvl="8" w:tplc="08090005" w:tentative="1">
+      <w:start w:val="1"/>
+      <w:numFmt w:val="bullet"/>
+      <w:lvlText w:val=""/>
+      <w:lvlJc w:val="left"/>
+      <w:pPr>
+        <w:ind w:left="6480" w:hanging="360"/>
+      </w:pPr>
+      <w:rPr>
+        <w:rFonts w:ascii="Wingdings" w:hAnsi="Wingdings" w:hint="default"/>
+      </w:rPr>
+    </w:lvl>
+  </w:abstractNum>
+  <w:abstractNum w:abstractNumId="8" w15:restartNumberingAfterBreak="0">
     <w:nsid w:val="7FE6765E"/>
     <w:multiLevelType w:val="multilevel"/>
     <w:tmpl w:val="0809001F"/>
@@ -1454,10 +2335,31 @@
     </w:lvl>
   </w:abstractNum>
   <w:num w:numId="1" w16cid:durableId="897588592">
-    <w:abstractNumId w:val="1"/>
+    <w:abstractNumId w:val="8"/>
   </w:num>
   <w:num w:numId="2" w16cid:durableId="460420973">
+    <w:abstractNumId w:val="5"/>
+  </w:num>
+  <w:num w:numId="3" w16cid:durableId="191263099">
+    <w:abstractNumId w:val="2"/>
+  </w:num>
+  <w:num w:numId="4" w16cid:durableId="444933394">
+    <w:abstractNumId w:val="3"/>
+  </w:num>
+  <w:num w:numId="5" w16cid:durableId="959065897">
     <w:abstractNumId w:val="0"/>
+  </w:num>
+  <w:num w:numId="6" w16cid:durableId="1510169578">
+    <w:abstractNumId w:val="7"/>
+  </w:num>
+  <w:num w:numId="7" w16cid:durableId="675230184">
+    <w:abstractNumId w:val="4"/>
+  </w:num>
+  <w:num w:numId="8" w16cid:durableId="1972439306">
+    <w:abstractNumId w:val="6"/>
+  </w:num>
+  <w:num w:numId="9" w16cid:durableId="1801193854">
+    <w:abstractNumId w:val="1"/>
   </w:num>
 </w:numbering>
 </file>
@@ -2107,6 +3009,7 @@
   <w:style w:type="character" w:default="1" w:styleId="DefaultParagraphFont">
     <w:name w:val="Default Paragraph Font"/>
     <w:uiPriority w:val="1"/>
+    <w:semiHidden/>
     <w:unhideWhenUsed/>
   </w:style>
   <w:style w:type="table" w:default="1" w:styleId="TableNormal">
